--- a/4_MCP_The_Tool_Protocol/03_Assignment/LLM Career Copilot Weekly Brief.docx
+++ b/4_MCP_The_Tool_Protocol/03_Assignment/LLM Career Copilot Weekly Brief.docx
@@ -23,21 +23,6 @@
     </w:p>
     <w:p>
       <w:pPr>
-        <w:rPr>
-          <w:b/>
-          <w:bCs/>
-        </w:rPr>
-      </w:pPr>
-      <w:r>
-        <w:rPr>
-          <w:b/>
-          <w:bCs/>
-        </w:rPr>
-        <w:t>Phase 0: Clarify product and architecture</w:t>
-      </w:r>
-    </w:p>
-    <w:p>
-      <w:pPr>
         <w:numPr>
           <w:ilvl w:val="0"/>
           <w:numId w:val="1"/>
@@ -148,42 +133,6 @@
         <w:t xml:space="preserve">Top GitHub Repos. The most useful new repos to study, reuse, or learn from. </w:t>
       </w:r>
     </w:p>
-    <w:p>
-      <w:pPr>
-        <w:numPr>
-          <w:ilvl w:val="2"/>
-          <w:numId w:val="1"/>
-        </w:numPr>
-      </w:pPr>
-      <w:r>
-        <w:t xml:space="preserve">Top Tweets. The most insightful posts or threads that reveal useful tactics or trends. </w:t>
-      </w:r>
-    </w:p>
-    <w:p>
-      <w:pPr>
-        <w:numPr>
-          <w:ilvl w:val="2"/>
-          <w:numId w:val="1"/>
-        </w:numPr>
-      </w:pPr>
-      <w:r>
-        <w:t xml:space="preserve">Tools Worth Trying. The new products or utilities that could meaningfully improve your workflow. Risks. </w:t>
-      </w:r>
-    </w:p>
-    <w:p>
-      <w:pPr>
-        <w:numPr>
-          <w:ilvl w:val="2"/>
-          <w:numId w:val="1"/>
-        </w:numPr>
-      </w:pPr>
-      <w:r>
-        <w:t xml:space="preserve">Risks: </w:t>
-      </w:r>
-      <w:r>
-        <w:t>The main gaps, threats, or blind spots you should watch before they compound.</w:t>
-      </w:r>
-    </w:p>
     <w:p/>
     <w:p/>
     <w:p>
@@ -255,7 +204,6 @@
           <w:b/>
           <w:bCs/>
         </w:rPr>
-        <w:lastRenderedPageBreak/>
         <w:t>web_search_</w:t>
       </w:r>
       <w:proofErr w:type="gramStart"/>
@@ -441,7 +389,7 @@
           <w:b/>
           <w:bCs/>
         </w:rPr>
-        <w:t>product_hunt_</w:t>
+        <w:t>jobs_</w:t>
       </w:r>
       <w:proofErr w:type="gramStart"/>
       <w:r>
@@ -484,7 +432,7 @@
         <w:t>)</w:t>
       </w:r>
       <w:r>
-        <w:t xml:space="preserve"> — fetch useful new AI tools/products.</w:t>
+        <w:t xml:space="preserve"> — fetch relevant current jobs.</w:t>
       </w:r>
     </w:p>
     <w:p>
@@ -500,15 +448,35 @@
           <w:b/>
           <w:bCs/>
         </w:rPr>
-        <w:t>jobs_</w:t>
-      </w:r>
-      <w:proofErr w:type="gramStart"/>
+        <w:t>history_list</w:t>
+      </w:r>
+      <w:proofErr w:type="spellEnd"/>
       <w:r>
         <w:rPr>
           <w:b/>
           <w:bCs/>
         </w:rPr>
-        <w:t>search</w:t>
+        <w:t>(limit)</w:t>
+      </w:r>
+      <w:r>
+        <w:t xml:space="preserve"> — list last N saved briefs.</w:t>
+      </w:r>
+    </w:p>
+    <w:p>
+      <w:pPr>
+        <w:numPr>
+          <w:ilvl w:val="0"/>
+          <w:numId w:val="12"/>
+        </w:numPr>
+      </w:pPr>
+      <w:proofErr w:type="spellStart"/>
+      <w:r>
+        <w:rPr>
+          <w:b/>
+          <w:bCs/>
+        </w:rPr>
+        <w:lastRenderedPageBreak/>
+        <w:t>history_read</w:t>
       </w:r>
       <w:proofErr w:type="spellEnd"/>
       <w:r>
@@ -518,21 +486,13 @@
         </w:rPr>
         <w:t>(</w:t>
       </w:r>
-      <w:proofErr w:type="gramEnd"/>
+      <w:proofErr w:type="spellStart"/>
       <w:r>
         <w:rPr>
           <w:b/>
           <w:bCs/>
         </w:rPr>
-        <w:t xml:space="preserve">topic, </w:t>
-      </w:r>
-      <w:proofErr w:type="spellStart"/>
-      <w:r>
-        <w:rPr>
-          <w:b/>
-          <w:bCs/>
-        </w:rPr>
-        <w:t>max_results</w:t>
+        <w:t>brief_id</w:t>
       </w:r>
       <w:proofErr w:type="spellEnd"/>
       <w:r>
@@ -543,7 +503,7 @@
         <w:t>)</w:t>
       </w:r>
       <w:r>
-        <w:t xml:space="preserve"> — fetch relevant current jobs.</w:t>
+        <w:t xml:space="preserve"> — read one past brief.</w:t>
       </w:r>
     </w:p>
     <w:p>
@@ -559,7 +519,7 @@
           <w:b/>
           <w:bCs/>
         </w:rPr>
-        <w:t>tweets_</w:t>
+        <w:t>history_</w:t>
       </w:r>
       <w:proofErr w:type="gramStart"/>
       <w:r>
@@ -567,7 +527,7 @@
           <w:b/>
           <w:bCs/>
         </w:rPr>
-        <w:t>search</w:t>
+        <w:t>write</w:t>
       </w:r>
       <w:proofErr w:type="spellEnd"/>
       <w:r>
@@ -577,75 +537,54 @@
         </w:rPr>
         <w:t>(</w:t>
       </w:r>
+      <w:proofErr w:type="spellStart"/>
       <w:proofErr w:type="gramEnd"/>
       <w:r>
         <w:rPr>
           <w:b/>
           <w:bCs/>
         </w:rPr>
-        <w:t xml:space="preserve">topic, </w:t>
-      </w:r>
-      <w:proofErr w:type="spellStart"/>
+        <w:t>brief_id</w:t>
+      </w:r>
+      <w:proofErr w:type="spellEnd"/>
       <w:r>
         <w:rPr>
           <w:b/>
           <w:bCs/>
         </w:rPr>
-        <w:t>max_results</w:t>
+        <w:t>, content)</w:t>
+      </w:r>
+      <w:r>
+        <w:t xml:space="preserve"> — save current brief to .</w:t>
+      </w:r>
+      <w:proofErr w:type="spellStart"/>
+      <w:r>
+        <w:t>md.</w:t>
       </w:r>
       <w:proofErr w:type="spellEnd"/>
+    </w:p>
+    <w:p>
+      <w:pPr>
+        <w:numPr>
+          <w:ilvl w:val="0"/>
+          <w:numId w:val="12"/>
+        </w:numPr>
+      </w:pPr>
+      <w:proofErr w:type="spellStart"/>
       <w:r>
         <w:rPr>
           <w:b/>
           <w:bCs/>
         </w:rPr>
-        <w:t>)</w:t>
-      </w:r>
-      <w:r>
-        <w:t xml:space="preserve"> — fetch top tweets/posts.</w:t>
-      </w:r>
-    </w:p>
-    <w:p>
-      <w:pPr>
-        <w:numPr>
-          <w:ilvl w:val="0"/>
-          <w:numId w:val="12"/>
-        </w:numPr>
-      </w:pPr>
-      <w:proofErr w:type="spellStart"/>
+        <w:t>history_</w:t>
+      </w:r>
+      <w:proofErr w:type="gramStart"/>
       <w:r>
         <w:rPr>
           <w:b/>
           <w:bCs/>
         </w:rPr>
-        <w:t>history_list</w:t>
-      </w:r>
-      <w:proofErr w:type="spellEnd"/>
-      <w:r>
-        <w:rPr>
-          <w:b/>
-          <w:bCs/>
-        </w:rPr>
-        <w:t>(limit)</w:t>
-      </w:r>
-      <w:r>
-        <w:t xml:space="preserve"> — list last N saved briefs.</w:t>
-      </w:r>
-    </w:p>
-    <w:p>
-      <w:pPr>
-        <w:numPr>
-          <w:ilvl w:val="0"/>
-          <w:numId w:val="12"/>
-        </w:numPr>
-      </w:pPr>
-      <w:proofErr w:type="spellStart"/>
-      <w:r>
-        <w:rPr>
-          <w:b/>
-          <w:bCs/>
-        </w:rPr>
-        <w:t>history_read</w:t>
+        <w:t>compare</w:t>
       </w:r>
       <w:proofErr w:type="spellEnd"/>
       <w:r>
@@ -656,114 +595,6 @@
         <w:t>(</w:t>
       </w:r>
       <w:proofErr w:type="spellStart"/>
-      <w:r>
-        <w:rPr>
-          <w:b/>
-          <w:bCs/>
-        </w:rPr>
-        <w:t>brief_id</w:t>
-      </w:r>
-      <w:proofErr w:type="spellEnd"/>
-      <w:r>
-        <w:rPr>
-          <w:b/>
-          <w:bCs/>
-        </w:rPr>
-        <w:t>)</w:t>
-      </w:r>
-      <w:r>
-        <w:t xml:space="preserve"> — read one past brief.</w:t>
-      </w:r>
-    </w:p>
-    <w:p>
-      <w:pPr>
-        <w:numPr>
-          <w:ilvl w:val="0"/>
-          <w:numId w:val="12"/>
-        </w:numPr>
-      </w:pPr>
-      <w:proofErr w:type="spellStart"/>
-      <w:r>
-        <w:rPr>
-          <w:b/>
-          <w:bCs/>
-        </w:rPr>
-        <w:t>history_</w:t>
-      </w:r>
-      <w:proofErr w:type="gramStart"/>
-      <w:r>
-        <w:rPr>
-          <w:b/>
-          <w:bCs/>
-        </w:rPr>
-        <w:t>write</w:t>
-      </w:r>
-      <w:proofErr w:type="spellEnd"/>
-      <w:r>
-        <w:rPr>
-          <w:b/>
-          <w:bCs/>
-        </w:rPr>
-        <w:t>(</w:t>
-      </w:r>
-      <w:proofErr w:type="spellStart"/>
-      <w:proofErr w:type="gramEnd"/>
-      <w:r>
-        <w:rPr>
-          <w:b/>
-          <w:bCs/>
-        </w:rPr>
-        <w:t>brief_id</w:t>
-      </w:r>
-      <w:proofErr w:type="spellEnd"/>
-      <w:r>
-        <w:rPr>
-          <w:b/>
-          <w:bCs/>
-        </w:rPr>
-        <w:t>, content)</w:t>
-      </w:r>
-      <w:r>
-        <w:t xml:space="preserve"> — save current brief to .</w:t>
-      </w:r>
-      <w:proofErr w:type="spellStart"/>
-      <w:r>
-        <w:t>md.</w:t>
-      </w:r>
-      <w:proofErr w:type="spellEnd"/>
-    </w:p>
-    <w:p>
-      <w:pPr>
-        <w:numPr>
-          <w:ilvl w:val="0"/>
-          <w:numId w:val="12"/>
-        </w:numPr>
-      </w:pPr>
-      <w:proofErr w:type="spellStart"/>
-      <w:r>
-        <w:rPr>
-          <w:b/>
-          <w:bCs/>
-        </w:rPr>
-        <w:t>history_</w:t>
-      </w:r>
-      <w:proofErr w:type="gramStart"/>
-      <w:r>
-        <w:rPr>
-          <w:b/>
-          <w:bCs/>
-        </w:rPr>
-        <w:t>compare</w:t>
-      </w:r>
-      <w:proofErr w:type="spellEnd"/>
-      <w:r>
-        <w:rPr>
-          <w:b/>
-          <w:bCs/>
-        </w:rPr>
-        <w:t>(</w:t>
-      </w:r>
-      <w:proofErr w:type="spellStart"/>
       <w:proofErr w:type="gramEnd"/>
       <w:r>
         <w:rPr>
@@ -781,460 +612,10 @@
         <w:t>, limit)</w:t>
       </w:r>
       <w:r>
-        <w:t xml:space="preserve"> — compare current signals against recent briefs to avoid repetition.</w:t>
-      </w:r>
-    </w:p>
-    <w:p>
-      <w:pPr>
-        <w:numPr>
-          <w:ilvl w:val="0"/>
-          <w:numId w:val="12"/>
-        </w:numPr>
-      </w:pPr>
-      <w:proofErr w:type="spellStart"/>
-      <w:r>
-        <w:rPr>
-          <w:b/>
-          <w:bCs/>
-        </w:rPr>
-        <w:t>brief_build</w:t>
-      </w:r>
-      <w:proofErr w:type="spellEnd"/>
-      <w:r>
-        <w:rPr>
-          <w:b/>
-          <w:bCs/>
-        </w:rPr>
-        <w:t>(topic)</w:t>
-      </w:r>
-      <w:r>
-        <w:t xml:space="preserve"> — optional convenience tool that runs all source tools and returns merged raw signals.</w:t>
-      </w:r>
-    </w:p>
-    <w:p>
-      <w:r>
-        <w:rPr>
-          <w:b/>
-          <w:bCs/>
-        </w:rPr>
-        <w:t>Resources</w:t>
-      </w:r>
-      <w:r>
-        <w:t>:</w:t>
-      </w:r>
-    </w:p>
-    <w:p>
-      <w:pPr>
-        <w:numPr>
-          <w:ilvl w:val="0"/>
-          <w:numId w:val="24"/>
-        </w:numPr>
-      </w:pPr>
-      <w:r>
-        <w:t>brief://latest</w:t>
-      </w:r>
-    </w:p>
-    <w:p>
-      <w:pPr>
-        <w:numPr>
-          <w:ilvl w:val="0"/>
-          <w:numId w:val="24"/>
-        </w:numPr>
-      </w:pPr>
-      <w:r>
-        <w:t>brief://history/{brief_id}</w:t>
-      </w:r>
-      <w:r>
-        <w:br/>
-        <w:t>These fit your .md storage well.</w:t>
-      </w:r>
-    </w:p>
-    <w:p/>
-    <w:p>
-      <w:r>
-        <w:t>Prompts</w:t>
-      </w:r>
-    </w:p>
-    <w:p>
-      <w:r>
-        <w:t xml:space="preserve">Prompts should be few and section-oriented, not too </w:t>
-      </w:r>
-      <w:proofErr w:type="gramStart"/>
-      <w:r>
-        <w:t>many.modelcontextprotocol</w:t>
-      </w:r>
-      <w:proofErr w:type="gramEnd"/>
-      <w:r>
-        <w:t>+1</w:t>
-      </w:r>
-    </w:p>
-    <w:p>
-      <w:pPr>
-        <w:numPr>
-          <w:ilvl w:val="0"/>
-          <w:numId w:val="15"/>
-        </w:numPr>
-      </w:pPr>
-      <w:proofErr w:type="spellStart"/>
-      <w:r>
-        <w:t>write_</w:t>
-      </w:r>
-      <w:proofErr w:type="gramStart"/>
-      <w:r>
-        <w:t>introduction</w:t>
-      </w:r>
-      <w:proofErr w:type="spellEnd"/>
-      <w:r>
-        <w:t>(</w:t>
-      </w:r>
-      <w:proofErr w:type="gramEnd"/>
-      <w:r>
-        <w:t xml:space="preserve">topic, </w:t>
-      </w:r>
-      <w:proofErr w:type="spellStart"/>
-      <w:r>
-        <w:t>merged_signals</w:t>
-      </w:r>
-      <w:proofErr w:type="spellEnd"/>
-      <w:r>
-        <w:t>)</w:t>
-      </w:r>
-    </w:p>
-    <w:p>
-      <w:pPr>
-        <w:numPr>
-          <w:ilvl w:val="0"/>
-          <w:numId w:val="15"/>
-        </w:numPr>
-      </w:pPr>
-      <w:proofErr w:type="spellStart"/>
-      <w:r>
-        <w:t>write_priority_</w:t>
-      </w:r>
-      <w:proofErr w:type="gramStart"/>
-      <w:r>
-        <w:t>signal</w:t>
-      </w:r>
-      <w:proofErr w:type="spellEnd"/>
-      <w:r>
-        <w:t>(</w:t>
-      </w:r>
-      <w:proofErr w:type="gramEnd"/>
-      <w:r>
-        <w:t xml:space="preserve">topic, </w:t>
-      </w:r>
-      <w:proofErr w:type="spellStart"/>
-      <w:r>
-        <w:t>merged_signals</w:t>
-      </w:r>
-      <w:proofErr w:type="spellEnd"/>
-      <w:r>
-        <w:t xml:space="preserve">, </w:t>
-      </w:r>
-      <w:proofErr w:type="spellStart"/>
-      <w:r>
-        <w:t>history_context</w:t>
-      </w:r>
-      <w:proofErr w:type="spellEnd"/>
-      <w:r>
-        <w:t>)</w:t>
-      </w:r>
-    </w:p>
-    <w:p>
-      <w:pPr>
-        <w:numPr>
-          <w:ilvl w:val="0"/>
-          <w:numId w:val="15"/>
-        </w:numPr>
-      </w:pPr>
-      <w:proofErr w:type="spellStart"/>
-      <w:r>
-        <w:t>write_what_</w:t>
-      </w:r>
-      <w:proofErr w:type="gramStart"/>
-      <w:r>
-        <w:t>changed</w:t>
-      </w:r>
-      <w:proofErr w:type="spellEnd"/>
-      <w:r>
-        <w:t>(</w:t>
-      </w:r>
-      <w:proofErr w:type="gramEnd"/>
-      <w:r>
-        <w:t xml:space="preserve">topic, </w:t>
-      </w:r>
-      <w:proofErr w:type="spellStart"/>
-      <w:r>
-        <w:t>merged_signals</w:t>
-      </w:r>
-      <w:proofErr w:type="spellEnd"/>
-      <w:r>
-        <w:t xml:space="preserve">, </w:t>
-      </w:r>
-      <w:proofErr w:type="spellStart"/>
-      <w:r>
-        <w:t>history_context</w:t>
-      </w:r>
-      <w:proofErr w:type="spellEnd"/>
-      <w:r>
-        <w:t>)</w:t>
-      </w:r>
-    </w:p>
-    <w:p>
-      <w:pPr>
-        <w:numPr>
-          <w:ilvl w:val="0"/>
-          <w:numId w:val="15"/>
-        </w:numPr>
-      </w:pPr>
-      <w:proofErr w:type="spellStart"/>
-      <w:r>
-        <w:t>write_current_</w:t>
-      </w:r>
-      <w:proofErr w:type="gramStart"/>
-      <w:r>
-        <w:t>jobs</w:t>
-      </w:r>
-      <w:proofErr w:type="spellEnd"/>
-      <w:r>
-        <w:t>(</w:t>
-      </w:r>
-      <w:proofErr w:type="gramEnd"/>
-      <w:r>
-        <w:t xml:space="preserve">topic, </w:t>
-      </w:r>
-      <w:proofErr w:type="spellStart"/>
-      <w:r>
-        <w:t>jobs_data</w:t>
-      </w:r>
-      <w:proofErr w:type="spellEnd"/>
-      <w:r>
-        <w:t>)</w:t>
-      </w:r>
-    </w:p>
-    <w:p>
-      <w:pPr>
-        <w:numPr>
-          <w:ilvl w:val="0"/>
-          <w:numId w:val="15"/>
-        </w:numPr>
-      </w:pPr>
-      <w:proofErr w:type="spellStart"/>
-      <w:r>
-        <w:t>write_action_</w:t>
-      </w:r>
-      <w:proofErr w:type="gramStart"/>
-      <w:r>
-        <w:t>items</w:t>
-      </w:r>
-      <w:proofErr w:type="spellEnd"/>
-      <w:r>
-        <w:t>(</w:t>
-      </w:r>
-      <w:proofErr w:type="gramEnd"/>
-      <w:r>
-        <w:t xml:space="preserve">topic, </w:t>
-      </w:r>
-      <w:proofErr w:type="spellStart"/>
-      <w:r>
-        <w:t>merged_signals</w:t>
-      </w:r>
-      <w:proofErr w:type="spellEnd"/>
-      <w:r>
-        <w:t xml:space="preserve">, </w:t>
-      </w:r>
-      <w:proofErr w:type="spellStart"/>
-      <w:r>
-        <w:t>jobs_data</w:t>
-      </w:r>
-      <w:proofErr w:type="spellEnd"/>
-      <w:r>
-        <w:t xml:space="preserve">, </w:t>
-      </w:r>
-      <w:proofErr w:type="spellStart"/>
-      <w:r>
-        <w:t>papers_data</w:t>
-      </w:r>
-      <w:proofErr w:type="spellEnd"/>
-      <w:r>
-        <w:t xml:space="preserve">, </w:t>
-      </w:r>
-      <w:proofErr w:type="spellStart"/>
-      <w:r>
-        <w:t>repos_data</w:t>
-      </w:r>
-      <w:proofErr w:type="spellEnd"/>
-      <w:r>
-        <w:t>)</w:t>
-      </w:r>
-    </w:p>
-    <w:p>
-      <w:pPr>
-        <w:numPr>
-          <w:ilvl w:val="0"/>
-          <w:numId w:val="15"/>
-        </w:numPr>
-      </w:pPr>
-      <w:proofErr w:type="spellStart"/>
-      <w:r>
-        <w:t>write_top_</w:t>
-      </w:r>
-      <w:proofErr w:type="gramStart"/>
-      <w:r>
-        <w:t>papers</w:t>
-      </w:r>
-      <w:proofErr w:type="spellEnd"/>
-      <w:r>
-        <w:t>(</w:t>
-      </w:r>
-      <w:proofErr w:type="gramEnd"/>
-      <w:r>
-        <w:t xml:space="preserve">topic, </w:t>
-      </w:r>
-      <w:proofErr w:type="spellStart"/>
-      <w:r>
-        <w:t>papers_data</w:t>
-      </w:r>
-      <w:proofErr w:type="spellEnd"/>
-      <w:r>
-        <w:t>)</w:t>
-      </w:r>
-    </w:p>
-    <w:p>
-      <w:pPr>
-        <w:numPr>
-          <w:ilvl w:val="0"/>
-          <w:numId w:val="15"/>
-        </w:numPr>
-      </w:pPr>
-      <w:proofErr w:type="spellStart"/>
-      <w:r>
-        <w:t>write_top_github_</w:t>
-      </w:r>
-      <w:proofErr w:type="gramStart"/>
-      <w:r>
-        <w:t>repos</w:t>
-      </w:r>
-      <w:proofErr w:type="spellEnd"/>
-      <w:r>
-        <w:t>(</w:t>
-      </w:r>
-      <w:proofErr w:type="gramEnd"/>
-      <w:r>
-        <w:t xml:space="preserve">topic, </w:t>
-      </w:r>
-      <w:proofErr w:type="spellStart"/>
-      <w:r>
-        <w:t>repo_data</w:t>
-      </w:r>
-      <w:proofErr w:type="spellEnd"/>
-      <w:r>
-        <w:t>)</w:t>
-      </w:r>
-    </w:p>
-    <w:p>
-      <w:pPr>
-        <w:numPr>
-          <w:ilvl w:val="0"/>
-          <w:numId w:val="15"/>
-        </w:numPr>
-      </w:pPr>
-      <w:proofErr w:type="spellStart"/>
-      <w:r>
-        <w:lastRenderedPageBreak/>
-        <w:t>write_top_</w:t>
-      </w:r>
-      <w:proofErr w:type="gramStart"/>
-      <w:r>
-        <w:t>tweets</w:t>
-      </w:r>
-      <w:proofErr w:type="spellEnd"/>
-      <w:r>
-        <w:t>(</w:t>
-      </w:r>
-      <w:proofErr w:type="gramEnd"/>
-      <w:r>
-        <w:t xml:space="preserve">topic, </w:t>
-      </w:r>
-      <w:proofErr w:type="spellStart"/>
-      <w:r>
-        <w:t>tweets_data</w:t>
-      </w:r>
-      <w:proofErr w:type="spellEnd"/>
-      <w:r>
-        <w:t>)</w:t>
-      </w:r>
-    </w:p>
-    <w:p>
-      <w:pPr>
-        <w:numPr>
-          <w:ilvl w:val="0"/>
-          <w:numId w:val="15"/>
-        </w:numPr>
-      </w:pPr>
-      <w:proofErr w:type="spellStart"/>
-      <w:r>
-        <w:t>write_tools_worth_</w:t>
-      </w:r>
-      <w:proofErr w:type="gramStart"/>
-      <w:r>
-        <w:t>trying</w:t>
-      </w:r>
-      <w:proofErr w:type="spellEnd"/>
-      <w:r>
-        <w:t>(</w:t>
-      </w:r>
-      <w:proofErr w:type="gramEnd"/>
-      <w:r>
-        <w:t xml:space="preserve">topic, </w:t>
-      </w:r>
-      <w:proofErr w:type="spellStart"/>
-      <w:r>
-        <w:t>products_data</w:t>
-      </w:r>
-      <w:proofErr w:type="spellEnd"/>
-      <w:r>
-        <w:t>)</w:t>
-      </w:r>
-    </w:p>
-    <w:p>
-      <w:pPr>
-        <w:numPr>
-          <w:ilvl w:val="0"/>
-          <w:numId w:val="15"/>
-        </w:numPr>
-      </w:pPr>
-      <w:proofErr w:type="spellStart"/>
-      <w:r>
-        <w:t>write_</w:t>
-      </w:r>
-      <w:proofErr w:type="gramStart"/>
-      <w:r>
-        <w:t>risks</w:t>
-      </w:r>
-      <w:proofErr w:type="spellEnd"/>
-      <w:r>
-        <w:t>(</w:t>
-      </w:r>
-      <w:proofErr w:type="gramEnd"/>
-      <w:r>
-        <w:t xml:space="preserve">topic, </w:t>
-      </w:r>
-      <w:proofErr w:type="spellStart"/>
-      <w:r>
-        <w:t>merged_signals</w:t>
-      </w:r>
-      <w:proofErr w:type="spellEnd"/>
-      <w:r>
-        <w:t xml:space="preserve">, </w:t>
-      </w:r>
-      <w:proofErr w:type="spellStart"/>
-      <w:r>
-        <w:t>history_context</w:t>
-      </w:r>
-      <w:proofErr w:type="spellEnd"/>
-      <w:r>
-        <w:t>)</w:t>
+        <w:t xml:space="preserve"> </w:t>
+      </w:r>
+      <w:r>
+        <w:t>appends last by limit in a string</w:t>
       </w:r>
     </w:p>
     <w:p>
@@ -1302,8 +683,14 @@
           <w:ilvl w:val="2"/>
           <w:numId w:val="25"/>
         </w:numPr>
-      </w:pPr>
-      <w:r>
+        <w:rPr>
+          <w:highlight w:val="yellow"/>
+        </w:rPr>
+      </w:pPr>
+      <w:r>
+        <w:rPr>
+          <w:highlight w:val="yellow"/>
+        </w:rPr>
         <w:t>news_latest.md</w:t>
       </w:r>
     </w:p>
@@ -1314,8 +701,14 @@
           <w:ilvl w:val="2"/>
           <w:numId w:val="25"/>
         </w:numPr>
-      </w:pPr>
-      <w:r>
+        <w:rPr>
+          <w:highlight w:val="yellow"/>
+        </w:rPr>
+      </w:pPr>
+      <w:r>
+        <w:rPr>
+          <w:highlight w:val="yellow"/>
+        </w:rPr>
         <w:t>repos_latest.md</w:t>
       </w:r>
     </w:p>
@@ -1326,8 +719,14 @@
           <w:ilvl w:val="2"/>
           <w:numId w:val="25"/>
         </w:numPr>
-      </w:pPr>
-      <w:r>
+        <w:rPr>
+          <w:highlight w:val="yellow"/>
+        </w:rPr>
+      </w:pPr>
+      <w:r>
+        <w:rPr>
+          <w:highlight w:val="yellow"/>
+        </w:rPr>
         <w:t>papers_latest.md</w:t>
       </w:r>
     </w:p>
@@ -1347,12 +746,12 @@
       <w:pPr>
         <w:pStyle w:val="ListParagraph"/>
         <w:numPr>
-          <w:ilvl w:val="2"/>
+          <w:ilvl w:val="1"/>
           <w:numId w:val="25"/>
         </w:numPr>
       </w:pPr>
       <w:r>
-        <w:t>products_latest.md</w:t>
+        <w:t>history/</w:t>
       </w:r>
     </w:p>
     <w:p>
@@ -1364,19 +763,7 @@
         </w:numPr>
       </w:pPr>
       <w:r>
-        <w:t>tweets_latest.md</w:t>
-      </w:r>
-    </w:p>
-    <w:p>
-      <w:pPr>
-        <w:pStyle w:val="ListParagraph"/>
-        <w:numPr>
-          <w:ilvl w:val="1"/>
-          <w:numId w:val="25"/>
-        </w:numPr>
-      </w:pPr>
-      <w:r>
-        <w:t>history/</w:t>
+        <w:t>history_index.md</w:t>
       </w:r>
     </w:p>
     <w:p>
@@ -1388,18 +775,6 @@
         </w:numPr>
       </w:pPr>
       <w:r>
-        <w:t>history_index.md</w:t>
-      </w:r>
-    </w:p>
-    <w:p>
-      <w:pPr>
-        <w:pStyle w:val="ListParagraph"/>
-        <w:numPr>
-          <w:ilvl w:val="2"/>
-          <w:numId w:val="25"/>
-        </w:numPr>
-      </w:pPr>
-      <w:r>
         <w:t>last_run.md</w:t>
       </w:r>
     </w:p>
@@ -1432,17 +807,6 @@
         </w:numPr>
       </w:pPr>
       <w:r>
-        <w:t>define prompts</w:t>
-      </w:r>
-    </w:p>
-    <w:p>
-      <w:pPr>
-        <w:numPr>
-          <w:ilvl w:val="0"/>
-          <w:numId w:val="20"/>
-        </w:numPr>
-      </w:pPr>
-      <w:r>
         <w:t>read/write .md files</w:t>
       </w:r>
     </w:p>
@@ -1544,6 +908,281 @@
         <w:t>Comparing with history...</w:t>
       </w:r>
     </w:p>
+    <w:p>
+      <w:pPr>
+        <w:ind w:left="360"/>
+      </w:pPr>
+      <w:r>
+        <w:t>Prompts in client for</w:t>
+      </w:r>
+    </w:p>
+    <w:p>
+      <w:pPr>
+        <w:numPr>
+          <w:ilvl w:val="0"/>
+          <w:numId w:val="21"/>
+        </w:numPr>
+      </w:pPr>
+      <w:proofErr w:type="spellStart"/>
+      <w:r>
+        <w:t>write_</w:t>
+      </w:r>
+      <w:proofErr w:type="gramStart"/>
+      <w:r>
+        <w:t>introduction</w:t>
+      </w:r>
+      <w:proofErr w:type="spellEnd"/>
+      <w:r>
+        <w:t>(</w:t>
+      </w:r>
+      <w:proofErr w:type="gramEnd"/>
+      <w:r>
+        <w:t xml:space="preserve">topic, </w:t>
+      </w:r>
+      <w:proofErr w:type="spellStart"/>
+      <w:r>
+        <w:t>merged_signals</w:t>
+      </w:r>
+      <w:proofErr w:type="spellEnd"/>
+      <w:r>
+        <w:t>)</w:t>
+      </w:r>
+    </w:p>
+    <w:p>
+      <w:pPr>
+        <w:numPr>
+          <w:ilvl w:val="0"/>
+          <w:numId w:val="21"/>
+        </w:numPr>
+      </w:pPr>
+      <w:proofErr w:type="spellStart"/>
+      <w:r>
+        <w:lastRenderedPageBreak/>
+        <w:t>write_priority_</w:t>
+      </w:r>
+      <w:proofErr w:type="gramStart"/>
+      <w:r>
+        <w:t>signal</w:t>
+      </w:r>
+      <w:proofErr w:type="spellEnd"/>
+      <w:r>
+        <w:t>(</w:t>
+      </w:r>
+      <w:proofErr w:type="gramEnd"/>
+      <w:r>
+        <w:t xml:space="preserve">topic, </w:t>
+      </w:r>
+      <w:proofErr w:type="spellStart"/>
+      <w:r>
+        <w:t>merged_signals</w:t>
+      </w:r>
+      <w:proofErr w:type="spellEnd"/>
+      <w:r>
+        <w:t xml:space="preserve">, </w:t>
+      </w:r>
+      <w:proofErr w:type="spellStart"/>
+      <w:r>
+        <w:t>history_context</w:t>
+      </w:r>
+      <w:proofErr w:type="spellEnd"/>
+      <w:r>
+        <w:t>)</w:t>
+      </w:r>
+    </w:p>
+    <w:p>
+      <w:pPr>
+        <w:numPr>
+          <w:ilvl w:val="0"/>
+          <w:numId w:val="21"/>
+        </w:numPr>
+      </w:pPr>
+      <w:proofErr w:type="spellStart"/>
+      <w:r>
+        <w:t>write_what_</w:t>
+      </w:r>
+      <w:proofErr w:type="gramStart"/>
+      <w:r>
+        <w:t>changed</w:t>
+      </w:r>
+      <w:proofErr w:type="spellEnd"/>
+      <w:r>
+        <w:t>(</w:t>
+      </w:r>
+      <w:proofErr w:type="gramEnd"/>
+      <w:r>
+        <w:t xml:space="preserve">topic, </w:t>
+      </w:r>
+      <w:proofErr w:type="spellStart"/>
+      <w:r>
+        <w:t>merged_signals</w:t>
+      </w:r>
+      <w:proofErr w:type="spellEnd"/>
+      <w:r>
+        <w:t xml:space="preserve">, </w:t>
+      </w:r>
+      <w:proofErr w:type="spellStart"/>
+      <w:r>
+        <w:t>history_context</w:t>
+      </w:r>
+      <w:proofErr w:type="spellEnd"/>
+      <w:r>
+        <w:t>)</w:t>
+      </w:r>
+    </w:p>
+    <w:p>
+      <w:pPr>
+        <w:numPr>
+          <w:ilvl w:val="0"/>
+          <w:numId w:val="21"/>
+        </w:numPr>
+      </w:pPr>
+      <w:proofErr w:type="spellStart"/>
+      <w:r>
+        <w:t>write_current_</w:t>
+      </w:r>
+      <w:proofErr w:type="gramStart"/>
+      <w:r>
+        <w:t>jobs</w:t>
+      </w:r>
+      <w:proofErr w:type="spellEnd"/>
+      <w:r>
+        <w:t>(</w:t>
+      </w:r>
+      <w:proofErr w:type="gramEnd"/>
+      <w:r>
+        <w:t xml:space="preserve">topic, </w:t>
+      </w:r>
+      <w:proofErr w:type="spellStart"/>
+      <w:r>
+        <w:t>jobs_data</w:t>
+      </w:r>
+      <w:proofErr w:type="spellEnd"/>
+      <w:r>
+        <w:t>)</w:t>
+      </w:r>
+    </w:p>
+    <w:p>
+      <w:pPr>
+        <w:numPr>
+          <w:ilvl w:val="0"/>
+          <w:numId w:val="21"/>
+        </w:numPr>
+      </w:pPr>
+      <w:proofErr w:type="spellStart"/>
+      <w:r>
+        <w:t>write_action_</w:t>
+      </w:r>
+      <w:proofErr w:type="gramStart"/>
+      <w:r>
+        <w:t>items</w:t>
+      </w:r>
+      <w:proofErr w:type="spellEnd"/>
+      <w:r>
+        <w:t>(</w:t>
+      </w:r>
+      <w:proofErr w:type="gramEnd"/>
+      <w:r>
+        <w:t xml:space="preserve">topic, </w:t>
+      </w:r>
+      <w:proofErr w:type="spellStart"/>
+      <w:r>
+        <w:t>merged_signals</w:t>
+      </w:r>
+      <w:proofErr w:type="spellEnd"/>
+      <w:r>
+        <w:t xml:space="preserve">, </w:t>
+      </w:r>
+      <w:proofErr w:type="spellStart"/>
+      <w:r>
+        <w:t>jobs_data</w:t>
+      </w:r>
+      <w:proofErr w:type="spellEnd"/>
+      <w:r>
+        <w:t xml:space="preserve">, </w:t>
+      </w:r>
+      <w:proofErr w:type="spellStart"/>
+      <w:r>
+        <w:t>papers_data</w:t>
+      </w:r>
+      <w:proofErr w:type="spellEnd"/>
+      <w:r>
+        <w:t xml:space="preserve">, </w:t>
+      </w:r>
+      <w:proofErr w:type="spellStart"/>
+      <w:r>
+        <w:t>repos_data</w:t>
+      </w:r>
+      <w:proofErr w:type="spellEnd"/>
+      <w:r>
+        <w:t>)</w:t>
+      </w:r>
+    </w:p>
+    <w:p>
+      <w:pPr>
+        <w:numPr>
+          <w:ilvl w:val="0"/>
+          <w:numId w:val="21"/>
+        </w:numPr>
+      </w:pPr>
+      <w:proofErr w:type="spellStart"/>
+      <w:r>
+        <w:t>write_top_</w:t>
+      </w:r>
+      <w:proofErr w:type="gramStart"/>
+      <w:r>
+        <w:t>papers</w:t>
+      </w:r>
+      <w:proofErr w:type="spellEnd"/>
+      <w:r>
+        <w:t>(</w:t>
+      </w:r>
+      <w:proofErr w:type="gramEnd"/>
+      <w:r>
+        <w:t xml:space="preserve">topic, </w:t>
+      </w:r>
+      <w:proofErr w:type="spellStart"/>
+      <w:r>
+        <w:t>papers_data</w:t>
+      </w:r>
+      <w:proofErr w:type="spellEnd"/>
+      <w:r>
+        <w:t>)</w:t>
+      </w:r>
+    </w:p>
+    <w:p>
+      <w:pPr>
+        <w:numPr>
+          <w:ilvl w:val="0"/>
+          <w:numId w:val="21"/>
+        </w:numPr>
+      </w:pPr>
+      <w:proofErr w:type="spellStart"/>
+      <w:r>
+        <w:t>write_top_github_</w:t>
+      </w:r>
+      <w:proofErr w:type="gramStart"/>
+      <w:r>
+        <w:t>repos</w:t>
+      </w:r>
+      <w:proofErr w:type="spellEnd"/>
+      <w:r>
+        <w:t>(</w:t>
+      </w:r>
+      <w:proofErr w:type="gramEnd"/>
+      <w:r>
+        <w:t xml:space="preserve">topic, </w:t>
+      </w:r>
+      <w:proofErr w:type="spellStart"/>
+      <w:r>
+        <w:t>repo_data</w:t>
+      </w:r>
+      <w:proofErr w:type="spellEnd"/>
+      <w:r>
+        <w:t>)</w:t>
+      </w:r>
+    </w:p>
+    <w:p/>
+    <w:p/>
     <w:sectPr>
       <w:pgSz w:w="11906" w:h="16838"/>
       <w:pgMar w:top="1440" w:right="1440" w:bottom="1440" w:left="1440" w:header="708" w:footer="708" w:gutter="0"/>
@@ -5560,7 +5199,6 @@
   <w:style w:type="character" w:default="1" w:styleId="DefaultParagraphFont">
     <w:name w:val="Default Paragraph Font"/>
     <w:uiPriority w:val="1"/>
-    <w:semiHidden/>
     <w:unhideWhenUsed/>
   </w:style>
   <w:style w:type="table" w:default="1" w:styleId="TableNormal">
